--- a/JACR_Supplement_4_minimum_reporting_dataset.docx
+++ b/JACR_Supplement_4_minimum_reporting_dataset.docx
@@ -32,7 +32,7 @@
         <w:spacing w:after="160"/>
       </w:pPr>
       <w:r>
-        <w:t>The dataset lists the statements an ultrasound report would need to contain for a reader to tell whether the examination resembled those on which published performance rests. Its technique elements are those to which the literature cited in the manuscript attributes that performance (Menten 2012; Hennessey 2014; Nguyen 2021, 2022 and 2025; McCurdie 2024); the whirlpool sign is from Shimanuki 1996, and study adequacy from El-Ali 2025, in which 25.7% of examinations were non-diagnostic on the original report. Each element is stated whether the finding is normal, abnormal or not obtained, so that an omitted step can be told from a normal one.</w:t>
+        <w:t>The dataset lists the statements an ultrasound report would need to contain for a reader to tell whether the examination resembled those on which published performance rests. Its technique elements are those to which the literature cited in the manuscript attributes that performance (Menten 2012; Hennessey 2014; Nguyen 2021, 2022 and 2025; McCurdie 2024); the whirlpool sign is from Shimanuki 1996, and study adequacy from El-Ali 2025, in which 25.7% of examinations for malrotation and 13.5% for volvulus were non-diagnostic on the original report. Each element is stated whether the finding is normal, abnormal or not obtained, so that an omitted step can be told from a normal one.</w:t>
       </w:r>
     </w:p>
     <w:p>

--- a/JACR_Supplement_4_minimum_reporting_dataset.docx
+++ b/JACR_Supplement_4_minimum_reporting_dataset.docx
@@ -32,7 +32,7 @@
         <w:spacing w:after="160"/>
       </w:pPr>
       <w:r>
-        <w:t>The dataset lists the statements an ultrasound report would need to contain for a reader to tell whether the examination resembled those on which published performance rests. Its technique elements are those to which the literature cited in the manuscript attributes that performance (Menten 2012; Hennessey 2014; Nguyen 2021, 2022 and 2025; McCurdie 2024); the whirlpool sign is from Shimanuki 1996, and study adequacy from El-Ali 2025, in which 25.7% of examinations for malrotation and 13.5% for volvulus were non-diagnostic on the original report. Each element is stated whether the finding is normal, abnormal or not obtained, so that an omitted step can be told from a normal one.</w:t>
+        <w:t>The dataset lists the statements that an ultrasound report would need to contain for a reader to judge whether the examination resembled those on which published performance rests. Its technique elements are those to which the literature cited in the manuscript attributes that performance (Menten 2012; Hennessey 2014; Nguyen 2021, 2022 and 2025; McCurdie 2024); the whirlpool sign is taken from Shimanuki 1996, and study adequacy from El-Ali 2025, in which 25.7% of examinations for malrotation and 13.5% for volvulus were non-diagnostic on the original report. Each element is recorded whether the finding is normal, abnormal or not obtained, so that an omitted step can be distinguished from a normal one.</w:t>
       </w:r>
     </w:p>
     <w:p>
@@ -1620,7 +1620,7 @@
         <w:t>Coding.</w:t>
       </w:r>
       <w:r>
-        <w:t xml:space="preserve"> Each element is coded documented or not documented from the findings and conclusion text, against the rule in the third column. Two independent readers with adjudication of disagreements, as here, or one reader with a double-coded sample, allow agreement to be reported. Text patterns alone are not sufficient: in this audit the pattern for the artery–vein relationship disagreed with the readers' consensus in 9 of 117 examinations (Supplement 1, Table S2).</w:t>
+        <w:t xml:space="preserve"> Each element is coded documented or not documented from the findings and conclusion text, against the rule in the third column. Two independent readers with adjudication of disagreements (as here), or one reader with a double-coded sample, allow agreement to be reported. Text patterns alone are not sufficient: in this audit the pattern for the artery–vein relationship disagreed with the readers' consensus in 9 of 117 examinations (Supplement 1, Table S2).</w:t>
       </w:r>
     </w:p>
     <w:p>
@@ -1634,7 +1634,7 @@
         <w:t>Measures.</w:t>
       </w:r>
       <w:r>
-        <w:t xml:space="preserve"> The proportion of examinations documenting each element, with Wilson 95% confidence intervals, compared with the baseline above. Targets are for each department to set; we propose none, as no evidence-based standard exists.</w:t>
+        <w:t xml:space="preserve"> The proportion of examinations documenting each element, with Wilson 95% confidence intervals, compared with the baseline above. Targets are for each department to set; we propose none because no evidence-based standard exists.</w:t>
       </w:r>
     </w:p>
     <w:p>

--- a/JACR_Supplement_4_minimum_reporting_dataset.docx
+++ b/JACR_Supplement_4_minimum_reporting_dataset.docx
@@ -16,7 +16,7 @@
         <w:spacing w:after="160"/>
       </w:pPr>
       <w:r>
-        <w:t>Supplement to the same manuscript.</w:t>
+        <w:t>Supplement to: "Routine Ultrasound Reports for Pediatric Intestinal Malrotation Rarely Document Duodenal Landmarks: A Single-Center Audit"</w:t>
       </w:r>
     </w:p>
     <w:p>
@@ -51,7 +51,7 @@
         <w:rPr>
           <w:b/>
         </w:rPr>
-        <w:t>Table S15. Minimum reporting dataset for ultrasound in suspected intestinal malrotation, with the documentation rate in this audit as the baseline for re-audit</w:t>
+        <w:t>Table S19. Minimum reporting dataset for ultrasound in suspected intestinal malrotation, with the documentation rate in this audit as the baseline for re-audit</w:t>
       </w:r>
     </w:p>
     <w:tbl>
